--- a/learn_linux.docx
+++ b/learn_linux.docx
@@ -35,15 +35,110 @@
           <w:szCs w:val="28"/>
         </w:rPr>
       </w:pPr>
-      <w:r>
+    </w:p>
+    <w:p>
+      <w:pPr>
         <w:rPr>
           <w:b/>
           <w:bCs/>
           <w:sz w:val="28"/>
           <w:szCs w:val="28"/>
         </w:rPr>
+      </w:pPr>
+      <w:r>
+        <w:rPr>
+          <w:b/>
+          <w:bCs/>
+          <w:sz w:val="28"/>
+          <w:szCs w:val="28"/>
+        </w:rPr>
         <w:t>Q.1)</w:t>
       </w:r>
+      <w:r>
+        <w:rPr>
+          <w:b/>
+          <w:bCs/>
+          <w:sz w:val="28"/>
+          <w:szCs w:val="28"/>
+        </w:rPr>
+        <w:t xml:space="preserve"> </w:t>
+      </w:r>
+      <w:r>
+        <w:rPr>
+          <w:b/>
+          <w:bCs/>
+          <w:sz w:val="28"/>
+          <w:szCs w:val="28"/>
+        </w:rPr>
+        <w:t>Creating and Renaming Files/Directories</w:t>
+      </w:r>
+    </w:p>
+    <w:p>
+      <w:pPr>
+        <w:rPr>
+          <w:b/>
+          <w:bCs/>
+          <w:sz w:val="28"/>
+          <w:szCs w:val="28"/>
+        </w:rPr>
+      </w:pPr>
+      <w:r>
+        <w:rPr>
+          <w:b/>
+          <w:bCs/>
+          <w:sz w:val="28"/>
+          <w:szCs w:val="28"/>
+        </w:rPr>
+        <w:t>Create a directory named test_dir using mkdir.</w:t>
+      </w:r>
+    </w:p>
+    <w:p>
+      <w:pPr>
+        <w:rPr>
+          <w:b/>
+          <w:bCs/>
+          <w:sz w:val="28"/>
+          <w:szCs w:val="28"/>
+        </w:rPr>
+      </w:pPr>
+      <w:r>
+        <w:rPr>
+          <w:b/>
+          <w:bCs/>
+          <w:sz w:val="28"/>
+          <w:szCs w:val="28"/>
+        </w:rPr>
+        <w:t>Inside test_dir, create an empty file called example.txt.</w:t>
+      </w:r>
+    </w:p>
+    <w:p>
+      <w:pPr>
+        <w:rPr>
+          <w:b/>
+          <w:bCs/>
+          <w:sz w:val="28"/>
+          <w:szCs w:val="28"/>
+        </w:rPr>
+      </w:pPr>
+      <w:r>
+        <w:rPr>
+          <w:b/>
+          <w:bCs/>
+          <w:sz w:val="28"/>
+          <w:szCs w:val="28"/>
+        </w:rPr>
+        <w:t>Rename example.txt to renamed_example.txt using mv</w:t>
+      </w:r>
+    </w:p>
+    <w:p>
+      <w:pPr>
+        <w:rPr>
+          <w:b/>
+          <w:bCs/>
+          <w:sz w:val="28"/>
+          <w:szCs w:val="28"/>
+        </w:rPr>
+      </w:pPr>
     </w:p>
     <w:p>
       <w:pPr>
@@ -57,7 +152,6 @@
           <w:szCs w:val="28"/>
         </w:rPr>
       </w:pPr>
-      <w:proofErr w:type="spellStart"/>
       <w:r>
         <w:rPr>
           <w:sz w:val="28"/>
@@ -65,7 +159,6 @@
         </w:rPr>
         <w:t>mkdir</w:t>
       </w:r>
-      <w:proofErr w:type="spellEnd"/>
     </w:p>
     <w:p>
       <w:pPr>
@@ -136,21 +229,12 @@
         </w:rPr>
         <w:t xml:space="preserve">Use: </w:t>
       </w:r>
-      <w:proofErr w:type="spellStart"/>
-      <w:r>
-        <w:rPr>
-          <w:sz w:val="28"/>
-          <w:szCs w:val="28"/>
-        </w:rPr>
-        <w:t>mkdir</w:t>
-      </w:r>
-      <w:proofErr w:type="spellEnd"/>
-      <w:r>
-        <w:rPr>
-          <w:sz w:val="28"/>
-          <w:szCs w:val="28"/>
-        </w:rPr>
-        <w:t xml:space="preserve"> command use to create a directory or folder.</w:t>
+      <w:r>
+        <w:rPr>
+          <w:sz w:val="28"/>
+          <w:szCs w:val="28"/>
+        </w:rPr>
+        <w:t>mkdir command use to create a directory or folder.</w:t>
       </w:r>
     </w:p>
     <w:p>
@@ -328,13 +412,105 @@
           <w:szCs w:val="28"/>
         </w:rPr>
       </w:pPr>
-      <w:r>
-        <w:rPr>
-          <w:sz w:val="28"/>
-          <w:szCs w:val="28"/>
-        </w:rPr>
+    </w:p>
+    <w:p>
+      <w:pPr>
+        <w:rPr>
+          <w:sz w:val="28"/>
+          <w:szCs w:val="28"/>
+        </w:rPr>
+      </w:pPr>
+    </w:p>
+    <w:p>
+      <w:pPr>
+        <w:rPr>
+          <w:sz w:val="28"/>
+          <w:szCs w:val="28"/>
+        </w:rPr>
+      </w:pPr>
+    </w:p>
+    <w:p>
+      <w:pPr>
+        <w:rPr>
+          <w:sz w:val="28"/>
+          <w:szCs w:val="28"/>
+        </w:rPr>
+      </w:pPr>
+      <w:r>
+        <w:rPr>
+          <w:sz w:val="28"/>
+          <w:szCs w:val="28"/>
+        </w:rPr>
+        <w:lastRenderedPageBreak/>
         <w:t>Q.2)</w:t>
       </w:r>
+      <w:r>
+        <w:rPr>
+          <w:sz w:val="28"/>
+          <w:szCs w:val="28"/>
+        </w:rPr>
+        <w:t xml:space="preserve"> </w:t>
+      </w:r>
+      <w:r>
+        <w:rPr>
+          <w:sz w:val="28"/>
+          <w:szCs w:val="28"/>
+        </w:rPr>
+        <w:t>Viewing File Contents</w:t>
+      </w:r>
+    </w:p>
+    <w:p>
+      <w:pPr>
+        <w:rPr>
+          <w:sz w:val="28"/>
+          <w:szCs w:val="28"/>
+        </w:rPr>
+      </w:pPr>
+      <w:r>
+        <w:rPr>
+          <w:sz w:val="28"/>
+          <w:szCs w:val="28"/>
+        </w:rPr>
+        <w:t>Use cat to display the contents of /etc/passwd.</w:t>
+      </w:r>
+    </w:p>
+    <w:p>
+      <w:pPr>
+        <w:rPr>
+          <w:sz w:val="28"/>
+          <w:szCs w:val="28"/>
+        </w:rPr>
+      </w:pPr>
+      <w:r>
+        <w:rPr>
+          <w:sz w:val="28"/>
+          <w:szCs w:val="28"/>
+        </w:rPr>
+        <w:t>Display only the first 5 lines of /etc/passwd using head.</w:t>
+      </w:r>
+    </w:p>
+    <w:p>
+      <w:pPr>
+        <w:rPr>
+          <w:sz w:val="28"/>
+          <w:szCs w:val="28"/>
+        </w:rPr>
+      </w:pPr>
+      <w:r>
+        <w:rPr>
+          <w:sz w:val="28"/>
+          <w:szCs w:val="28"/>
+        </w:rPr>
+        <w:t>Display only the last 5 lines of /etc/passwd using tail.</w:t>
+      </w:r>
+    </w:p>
+    <w:p>
+      <w:pPr>
+        <w:rPr>
+          <w:sz w:val="28"/>
+          <w:szCs w:val="28"/>
+        </w:rPr>
+      </w:pPr>
     </w:p>
     <w:p>
       <w:pPr>
@@ -370,7 +546,6 @@
           <w:sz w:val="28"/>
           <w:szCs w:val="28"/>
         </w:rPr>
-        <w:lastRenderedPageBreak/>
         <w:drawing>
           <wp:inline distT="0" distB="0" distL="0" distR="0" wp14:anchorId="145A5F0C" wp14:editId="10302B15">
             <wp:extent cx="5731510" cy="4255770"/>
@@ -506,6 +681,7 @@
           <w:sz w:val="28"/>
           <w:szCs w:val="28"/>
         </w:rPr>
+        <w:lastRenderedPageBreak/>
         <w:t>Use: head is used to print first few lines (shows first 10 lines), but here want to print only first 5 lines, so used (head -5) command.</w:t>
       </w:r>
     </w:p>
@@ -536,7 +712,6 @@
           <w:sz w:val="28"/>
           <w:szCs w:val="28"/>
         </w:rPr>
-        <w:lastRenderedPageBreak/>
         <w:drawing>
           <wp:inline distT="0" distB="0" distL="0" distR="0" wp14:anchorId="0A2EEB4C" wp14:editId="706DA9DB">
             <wp:extent cx="5731510" cy="1238885"/>
@@ -638,6 +813,43 @@
         </w:rPr>
         <w:t>Q.3)</w:t>
       </w:r>
+      <w:r>
+        <w:rPr>
+          <w:sz w:val="28"/>
+          <w:szCs w:val="28"/>
+        </w:rPr>
+        <w:t xml:space="preserve"> </w:t>
+      </w:r>
+      <w:r>
+        <w:rPr>
+          <w:sz w:val="28"/>
+          <w:szCs w:val="28"/>
+        </w:rPr>
+        <w:t>Searching for Patterns</w:t>
+      </w:r>
+    </w:p>
+    <w:p>
+      <w:pPr>
+        <w:rPr>
+          <w:sz w:val="28"/>
+          <w:szCs w:val="28"/>
+        </w:rPr>
+      </w:pPr>
+      <w:r>
+        <w:rPr>
+          <w:sz w:val="28"/>
+          <w:szCs w:val="28"/>
+        </w:rPr>
+        <w:t>Use grep to find all lines containing the word "root" in /etc/passwd.</w:t>
+      </w:r>
+    </w:p>
+    <w:p>
+      <w:pPr>
+        <w:rPr>
+          <w:sz w:val="28"/>
+          <w:szCs w:val="28"/>
+        </w:rPr>
+      </w:pPr>
     </w:p>
     <w:p>
       <w:pPr>
@@ -739,6 +951,58 @@
         </w:rPr>
         <w:t>Q.4)</w:t>
       </w:r>
+      <w:r>
+        <w:rPr>
+          <w:sz w:val="28"/>
+          <w:szCs w:val="28"/>
+        </w:rPr>
+        <w:t xml:space="preserve"> </w:t>
+      </w:r>
+      <w:r>
+        <w:rPr>
+          <w:sz w:val="28"/>
+          <w:szCs w:val="28"/>
+        </w:rPr>
+        <w:t>Zipping and Unzipping</w:t>
+      </w:r>
+    </w:p>
+    <w:p>
+      <w:pPr>
+        <w:rPr>
+          <w:sz w:val="28"/>
+          <w:szCs w:val="28"/>
+        </w:rPr>
+      </w:pPr>
+      <w:r>
+        <w:rPr>
+          <w:sz w:val="28"/>
+          <w:szCs w:val="28"/>
+        </w:rPr>
+        <w:t>Compress the test_dir directory into a file named test_dir.zip using zip.</w:t>
+      </w:r>
+    </w:p>
+    <w:p>
+      <w:pPr>
+        <w:rPr>
+          <w:sz w:val="28"/>
+          <w:szCs w:val="28"/>
+        </w:rPr>
+      </w:pPr>
+      <w:r>
+        <w:rPr>
+          <w:sz w:val="28"/>
+          <w:szCs w:val="28"/>
+        </w:rPr>
+        <w:t>Unzip test_dir.zip into a new directory named unzipped_dir.</w:t>
+      </w:r>
+    </w:p>
+    <w:p>
+      <w:pPr>
+        <w:rPr>
+          <w:sz w:val="28"/>
+          <w:szCs w:val="28"/>
+        </w:rPr>
+      </w:pPr>
     </w:p>
     <w:p>
       <w:pPr>
@@ -826,6 +1090,22 @@
           <w:szCs w:val="28"/>
         </w:rPr>
       </w:pPr>
+    </w:p>
+    <w:p>
+      <w:pPr>
+        <w:rPr>
+          <w:sz w:val="28"/>
+          <w:szCs w:val="28"/>
+        </w:rPr>
+      </w:pPr>
+    </w:p>
+    <w:p>
+      <w:pPr>
+        <w:rPr>
+          <w:sz w:val="28"/>
+          <w:szCs w:val="28"/>
+        </w:rPr>
+      </w:pPr>
       <w:r>
         <w:rPr>
           <w:sz w:val="28"/>
@@ -919,6 +1199,52 @@
         </w:rPr>
         <w:t>Q.5)</w:t>
       </w:r>
+      <w:r>
+        <w:rPr>
+          <w:sz w:val="28"/>
+          <w:szCs w:val="28"/>
+        </w:rPr>
+        <w:t xml:space="preserve"> </w:t>
+      </w:r>
+      <w:r>
+        <w:rPr>
+          <w:sz w:val="28"/>
+          <w:szCs w:val="28"/>
+        </w:rPr>
+        <w:t>Downloading Files</w:t>
+      </w:r>
+    </w:p>
+    <w:p>
+      <w:pPr>
+        <w:rPr>
+          <w:sz w:val="28"/>
+          <w:szCs w:val="28"/>
+        </w:rPr>
+      </w:pPr>
+      <w:r>
+        <w:rPr>
+          <w:sz w:val="28"/>
+          <w:szCs w:val="28"/>
+        </w:rPr>
+        <w:t xml:space="preserve">Use wget to download a file from a URL (e.g., </w:t>
+      </w:r>
+      <w:hyperlink r:id="rId14" w:history="1">
+        <w:r>
+          <w:rPr>
+            <w:rStyle w:val="Hyperlink"/>
+            <w:sz w:val="28"/>
+            <w:szCs w:val="28"/>
+          </w:rPr>
+          <w:t>https://example.com/sample.txt</w:t>
+        </w:r>
+      </w:hyperlink>
+      <w:r>
+        <w:rPr>
+          <w:sz w:val="28"/>
+          <w:szCs w:val="28"/>
+        </w:rPr>
+        <w:t>).</w:t>
+      </w:r>
     </w:p>
     <w:p>
       <w:pPr>
@@ -947,7 +1273,6 @@
           <w:sz w:val="28"/>
           <w:szCs w:val="28"/>
         </w:rPr>
-        <w:lastRenderedPageBreak/>
         <w:drawing>
           <wp:inline distT="0" distB="0" distL="0" distR="0" wp14:anchorId="24342B82" wp14:editId="532E01B3">
             <wp:extent cx="5731510" cy="3812540"/>
@@ -964,7 +1289,7 @@
                     <pic:cNvPicPr/>
                   </pic:nvPicPr>
                   <pic:blipFill>
-                    <a:blip r:embed="rId14"/>
+                    <a:blip r:embed="rId15"/>
                     <a:stretch>
                       <a:fillRect/>
                     </a:stretch>
@@ -997,77 +1322,105 @@
           <w:sz w:val="28"/>
           <w:szCs w:val="28"/>
         </w:rPr>
-        <w:t xml:space="preserve">Use: </w:t>
-      </w:r>
-      <w:proofErr w:type="spellStart"/>
-      <w:r>
-        <w:rPr>
-          <w:sz w:val="28"/>
-          <w:szCs w:val="28"/>
-        </w:rPr>
-        <w:t>wget</w:t>
-      </w:r>
-      <w:proofErr w:type="spellEnd"/>
-      <w:r>
-        <w:rPr>
-          <w:sz w:val="28"/>
-          <w:szCs w:val="28"/>
-        </w:rPr>
-        <w:t xml:space="preserve"> used to download a file from URL, the given URL showing error so downloaded another file.</w:t>
-      </w:r>
-    </w:p>
-    <w:p>
-      <w:pPr>
-        <w:rPr>
-          <w:sz w:val="28"/>
-          <w:szCs w:val="28"/>
-        </w:rPr>
-      </w:pPr>
-      <w:r>
-        <w:rPr>
-          <w:sz w:val="28"/>
-          <w:szCs w:val="28"/>
-        </w:rPr>
+        <w:t>Use: wget used to download a file from URL, the given URL showing error so downloaded another file.</w:t>
+      </w:r>
+    </w:p>
+    <w:p>
+      <w:pPr>
+        <w:rPr>
+          <w:sz w:val="28"/>
+          <w:szCs w:val="28"/>
+        </w:rPr>
+      </w:pPr>
+    </w:p>
+    <w:p>
+      <w:pPr>
+        <w:rPr>
+          <w:sz w:val="28"/>
+          <w:szCs w:val="28"/>
+        </w:rPr>
+      </w:pPr>
+    </w:p>
+    <w:p>
+      <w:pPr>
+        <w:rPr>
+          <w:sz w:val="28"/>
+          <w:szCs w:val="28"/>
+        </w:rPr>
+      </w:pPr>
+    </w:p>
+    <w:p>
+      <w:pPr>
+        <w:rPr>
+          <w:sz w:val="28"/>
+          <w:szCs w:val="28"/>
+        </w:rPr>
+      </w:pPr>
+      <w:r>
+        <w:rPr>
+          <w:sz w:val="28"/>
+          <w:szCs w:val="28"/>
+        </w:rPr>
+        <w:lastRenderedPageBreak/>
         <w:t>Q.6)</w:t>
       </w:r>
-    </w:p>
-    <w:p>
-      <w:pPr>
-        <w:rPr>
-          <w:sz w:val="28"/>
-          <w:szCs w:val="28"/>
-        </w:rPr>
-      </w:pPr>
-      <w:r>
-        <w:rPr>
-          <w:sz w:val="28"/>
-          <w:szCs w:val="28"/>
-        </w:rPr>
-        <w:t xml:space="preserve">1. </w:t>
-      </w:r>
-      <w:proofErr w:type="spellStart"/>
-      <w:r>
-        <w:rPr>
-          <w:sz w:val="28"/>
-          <w:szCs w:val="28"/>
-        </w:rPr>
-        <w:t>chmod</w:t>
-      </w:r>
-      <w:proofErr w:type="spellEnd"/>
-    </w:p>
-    <w:p>
-      <w:pPr>
-        <w:rPr>
-          <w:sz w:val="28"/>
-          <w:szCs w:val="28"/>
-        </w:rPr>
-      </w:pPr>
-      <w:r>
-        <w:rPr>
-          <w:sz w:val="28"/>
-          <w:szCs w:val="28"/>
-        </w:rPr>
-        <w:lastRenderedPageBreak/>
+      <w:r>
+        <w:rPr>
+          <w:sz w:val="28"/>
+          <w:szCs w:val="28"/>
+        </w:rPr>
+        <w:t xml:space="preserve"> </w:t>
+      </w:r>
+      <w:r>
+        <w:rPr>
+          <w:sz w:val="28"/>
+          <w:szCs w:val="28"/>
+        </w:rPr>
+        <w:t>Changing Permissions</w:t>
+      </w:r>
+    </w:p>
+    <w:p>
+      <w:pPr>
+        <w:rPr>
+          <w:sz w:val="28"/>
+          <w:szCs w:val="28"/>
+        </w:rPr>
+      </w:pPr>
+      <w:r>
+        <w:rPr>
+          <w:sz w:val="28"/>
+          <w:szCs w:val="28"/>
+        </w:rPr>
+        <w:t>Create a file named secure.txt and change its permissions to read-only for everyone using chmod.</w:t>
+      </w:r>
+    </w:p>
+    <w:p>
+      <w:pPr>
+        <w:rPr>
+          <w:sz w:val="28"/>
+          <w:szCs w:val="28"/>
+        </w:rPr>
+      </w:pPr>
+      <w:r>
+        <w:rPr>
+          <w:sz w:val="28"/>
+          <w:szCs w:val="28"/>
+        </w:rPr>
+        <w:t>1. chmod</w:t>
+      </w:r>
+    </w:p>
+    <w:p>
+      <w:pPr>
+        <w:rPr>
+          <w:sz w:val="28"/>
+          <w:szCs w:val="28"/>
+        </w:rPr>
+      </w:pPr>
+      <w:r>
+        <w:rPr>
+          <w:sz w:val="28"/>
+          <w:szCs w:val="28"/>
+        </w:rPr>
         <w:drawing>
           <wp:inline distT="0" distB="0" distL="0" distR="0" wp14:anchorId="7C5E6C0A" wp14:editId="71DC6EDB">
             <wp:extent cx="5731510" cy="4578985"/>
@@ -1084,7 +1437,7 @@
                     <pic:cNvPicPr/>
                   </pic:nvPicPr>
                   <pic:blipFill>
-                    <a:blip r:embed="rId15"/>
+                    <a:blip r:embed="rId16"/>
                     <a:stretch>
                       <a:fillRect/>
                     </a:stretch>
@@ -1117,38 +1470,108 @@
           <w:sz w:val="28"/>
           <w:szCs w:val="28"/>
         </w:rPr>
-        <w:t xml:space="preserve">Use: </w:t>
-      </w:r>
-      <w:proofErr w:type="spellStart"/>
-      <w:r>
-        <w:rPr>
-          <w:sz w:val="28"/>
-          <w:szCs w:val="28"/>
-        </w:rPr>
-        <w:t>chmod</w:t>
-      </w:r>
-      <w:proofErr w:type="spellEnd"/>
-      <w:r>
-        <w:rPr>
-          <w:sz w:val="28"/>
-          <w:szCs w:val="28"/>
-        </w:rPr>
-        <w:t xml:space="preserve"> used to change the permission of a file.</w:t>
-      </w:r>
-    </w:p>
-    <w:p>
-      <w:pPr>
-        <w:rPr>
-          <w:sz w:val="28"/>
-          <w:szCs w:val="28"/>
-        </w:rPr>
-      </w:pPr>
-      <w:r>
-        <w:rPr>
-          <w:sz w:val="28"/>
-          <w:szCs w:val="28"/>
-        </w:rPr>
+        <w:t>Use: chmod used to change the permission of a file.</w:t>
+      </w:r>
+    </w:p>
+    <w:p>
+      <w:pPr>
+        <w:rPr>
+          <w:sz w:val="28"/>
+          <w:szCs w:val="28"/>
+        </w:rPr>
+      </w:pPr>
+    </w:p>
+    <w:p>
+      <w:pPr>
+        <w:rPr>
+          <w:sz w:val="28"/>
+          <w:szCs w:val="28"/>
+        </w:rPr>
+      </w:pPr>
+    </w:p>
+    <w:p>
+      <w:pPr>
+        <w:rPr>
+          <w:sz w:val="28"/>
+          <w:szCs w:val="28"/>
+        </w:rPr>
+      </w:pPr>
+    </w:p>
+    <w:p>
+      <w:pPr>
+        <w:rPr>
+          <w:sz w:val="28"/>
+          <w:szCs w:val="28"/>
+        </w:rPr>
+      </w:pPr>
+    </w:p>
+    <w:p>
+      <w:pPr>
+        <w:rPr>
+          <w:sz w:val="28"/>
+          <w:szCs w:val="28"/>
+        </w:rPr>
+      </w:pPr>
+    </w:p>
+    <w:p>
+      <w:pPr>
+        <w:rPr>
+          <w:sz w:val="28"/>
+          <w:szCs w:val="28"/>
+        </w:rPr>
+      </w:pPr>
+    </w:p>
+    <w:p>
+      <w:pPr>
+        <w:rPr>
+          <w:sz w:val="28"/>
+          <w:szCs w:val="28"/>
+        </w:rPr>
+      </w:pPr>
+    </w:p>
+    <w:p>
+      <w:pPr>
+        <w:rPr>
+          <w:sz w:val="28"/>
+          <w:szCs w:val="28"/>
+        </w:rPr>
+      </w:pPr>
+      <w:r>
+        <w:rPr>
+          <w:sz w:val="28"/>
+          <w:szCs w:val="28"/>
+        </w:rPr>
+        <w:lastRenderedPageBreak/>
         <w:t>Q.7)</w:t>
+      </w:r>
+      <w:r>
+        <w:rPr>
+          <w:sz w:val="28"/>
+          <w:szCs w:val="28"/>
+        </w:rPr>
+        <w:t xml:space="preserve"> </w:t>
+      </w:r>
+      <w:r>
+        <w:rPr>
+          <w:sz w:val="28"/>
+          <w:szCs w:val="28"/>
+        </w:rPr>
+        <w:t>Working with Environment Variables</w:t>
+      </w:r>
+    </w:p>
+    <w:p>
+      <w:pPr>
+        <w:rPr>
+          <w:sz w:val="28"/>
+          <w:szCs w:val="28"/>
+        </w:rPr>
+      </w:pPr>
+      <w:r>
+        <w:rPr>
+          <w:sz w:val="28"/>
+          <w:szCs w:val="28"/>
+        </w:rPr>
+        <w:t>Use export to set a new environment variable called MY_VAR with the value "Hello, Linux!".</w:t>
       </w:r>
     </w:p>
     <w:p>
@@ -1194,7 +1617,7 @@
                     <pic:cNvPicPr/>
                   </pic:nvPicPr>
                   <pic:blipFill>
-                    <a:blip r:embed="rId16"/>
+                    <a:blip r:embed="rId17"/>
                     <a:stretch>
                       <a:fillRect/>
                     </a:stretch>
@@ -1940,7 +2363,6 @@
   <w:style w:type="character" w:default="1" w:styleId="DefaultParagraphFont">
     <w:name w:val="Default Paragraph Font"/>
     <w:uiPriority w:val="1"/>
-    <w:semiHidden/>
     <w:unhideWhenUsed/>
   </w:style>
   <w:style w:type="table" w:default="1" w:styleId="TableNormal">
@@ -2252,6 +2674,40 @@
       <w:smallCaps/>
       <w:color w:val="0F4761" w:themeColor="accent1" w:themeShade="BF"/>
       <w:spacing w:val="5"/>
+    </w:rPr>
+  </w:style>
+  <w:style w:type="paragraph" w:styleId="NormalWeb">
+    <w:name w:val="Normal (Web)"/>
+    <w:basedOn w:val="Normal"/>
+    <w:uiPriority w:val="99"/>
+    <w:semiHidden/>
+    <w:unhideWhenUsed/>
+    <w:rsid w:val="00A0216F"/>
+    <w:rPr>
+      <w:rFonts w:ascii="Times New Roman" w:hAnsi="Times New Roman" w:cs="Times New Roman"/>
+    </w:rPr>
+  </w:style>
+  <w:style w:type="character" w:styleId="Hyperlink">
+    <w:name w:val="Hyperlink"/>
+    <w:basedOn w:val="DefaultParagraphFont"/>
+    <w:uiPriority w:val="99"/>
+    <w:unhideWhenUsed/>
+    <w:rsid w:val="003B1E91"/>
+    <w:rPr>
+      <w:color w:val="467886" w:themeColor="hyperlink"/>
+      <w:u w:val="single"/>
+    </w:rPr>
+  </w:style>
+  <w:style w:type="character" w:styleId="UnresolvedMention">
+    <w:name w:val="Unresolved Mention"/>
+    <w:basedOn w:val="DefaultParagraphFont"/>
+    <w:uiPriority w:val="99"/>
+    <w:semiHidden/>
+    <w:unhideWhenUsed/>
+    <w:rsid w:val="003B1E91"/>
+    <w:rPr>
+      <w:color w:val="605E5C"/>
+      <w:shd w:val="clear" w:color="auto" w:fill="E1DFDD"/>
     </w:rPr>
   </w:style>
 </w:styles>
